--- a/Test Cases.docx
+++ b/Test Cases.docx
@@ -12232,20 +12232,13 @@
     <w:p>
       <w:pPr>
         <w:spacing w:after="0" w:line="240" w:lineRule="auto"/>
+        <w:jc w:val="center"/>
         <w:rPr>
           <w:rFonts w:ascii="Times New Roman" w:hAnsi="Times New Roman" w:cs="Times New Roman"/>
           <w:sz w:val="20"/>
           <w:szCs w:val="20"/>
         </w:rPr>
       </w:pPr>
-      <w:r>
-        <w:rPr>
-          <w:rFonts w:ascii="Times New Roman" w:hAnsi="Times New Roman" w:cs="Times New Roman"/>
-          <w:sz w:val="20"/>
-          <w:szCs w:val="20"/>
-        </w:rPr>
-        <w:t>Should the therapist rating be the most recent client rating or the average of all the client ratings?</w:t>
-      </w:r>
     </w:p>
     <w:p>
       <w:pPr>
@@ -12268,57 +12261,6 @@
           <w:szCs w:val="20"/>
         </w:rPr>
       </w:pPr>
-      <w:r>
-        <w:rPr>
-          <w:rFonts w:ascii="Times New Roman" w:hAnsi="Times New Roman" w:cs="Times New Roman"/>
-          <w:sz w:val="20"/>
-          <w:szCs w:val="20"/>
-        </w:rPr>
-        <w:t>Therapist</w:t>
-      </w:r>
-      <w:r>
-        <w:rPr>
-          <w:rFonts w:ascii="Times New Roman" w:hAnsi="Times New Roman" w:cs="Times New Roman"/>
-          <w:sz w:val="20"/>
-          <w:szCs w:val="20"/>
-        </w:rPr>
-        <w:t xml:space="preserve"> Notified </w:t>
-      </w:r>
-      <w:r>
-        <w:rPr>
-          <w:rFonts w:ascii="Times New Roman" w:hAnsi="Times New Roman" w:cs="Times New Roman"/>
-          <w:sz w:val="20"/>
-          <w:szCs w:val="20"/>
-        </w:rPr>
-        <w:t>for Concerning Journal Entries</w:t>
-      </w:r>
-      <w:r>
-        <w:rPr>
-          <w:rFonts w:ascii="Times New Roman" w:hAnsi="Times New Roman" w:cs="Times New Roman"/>
-          <w:sz w:val="20"/>
-          <w:szCs w:val="20"/>
-        </w:rPr>
-        <w:t>.</w:t>
-      </w:r>
-    </w:p>
-    <w:p>
-      <w:pPr>
-        <w:spacing w:after="0" w:line="240" w:lineRule="auto"/>
-        <w:jc w:val="center"/>
-        <w:rPr>
-          <w:rFonts w:ascii="Times New Roman" w:hAnsi="Times New Roman" w:cs="Times New Roman"/>
-          <w:sz w:val="20"/>
-          <w:szCs w:val="20"/>
-        </w:rPr>
-      </w:pPr>
-      <w:r>
-        <w:rPr>
-          <w:rFonts w:ascii="Times New Roman" w:hAnsi="Times New Roman" w:cs="Times New Roman"/>
-          <w:sz w:val="20"/>
-          <w:szCs w:val="20"/>
-        </w:rPr>
-        <w:t>Client Changing Therapist</w:t>
-      </w:r>
     </w:p>
     <w:p>
       <w:pPr>
@@ -16828,7 +16770,7 @@
                 <w:sz w:val="20"/>
                 <w:szCs w:val="20"/>
               </w:rPr>
-              <w:t>A referral code should be generated under that button. Make note of it. (4NUHHQZJ8U)</w:t>
+              <w:t>A referral code should be generated under that button. Make note of it.</w:t>
             </w:r>
           </w:p>
         </w:tc>
@@ -16916,6 +16858,1245 @@
                 <w:szCs w:val="20"/>
               </w:rPr>
             </w:pPr>
+            <w:r>
+              <w:rPr>
+                <w:rFonts w:ascii="Times New Roman" w:hAnsi="Times New Roman" w:cs="Times New Roman"/>
+                <w:sz w:val="20"/>
+                <w:szCs w:val="20"/>
+              </w:rPr>
+              <w:t>5</w:t>
+            </w:r>
+          </w:p>
+        </w:tc>
+        <w:tc>
+          <w:tcPr>
+            <w:tcW w:w="3672" w:type="dxa"/>
+          </w:tcPr>
+          <w:p>
+            <w:pPr>
+              <w:rPr>
+                <w:rFonts w:ascii="Times New Roman" w:hAnsi="Times New Roman" w:cs="Times New Roman"/>
+                <w:sz w:val="20"/>
+                <w:szCs w:val="20"/>
+              </w:rPr>
+            </w:pPr>
+            <w:r>
+              <w:rPr>
+                <w:rFonts w:ascii="Times New Roman" w:hAnsi="Times New Roman" w:cs="Times New Roman"/>
+                <w:sz w:val="20"/>
+                <w:szCs w:val="20"/>
+              </w:rPr>
+              <w:t>Sign in with these credentials:</w:t>
+            </w:r>
+          </w:p>
+          <w:p>
+            <w:pPr>
+              <w:pStyle w:val="ListParagraph"/>
+              <w:numPr>
+                <w:ilvl w:val="0"/>
+                <w:numId w:val="17"/>
+              </w:numPr>
+              <w:rPr>
+                <w:rFonts w:ascii="Times New Roman" w:hAnsi="Times New Roman" w:cs="Times New Roman"/>
+                <w:sz w:val="20"/>
+                <w:szCs w:val="20"/>
+              </w:rPr>
+            </w:pPr>
+            <w:r>
+              <w:rPr>
+                <w:rFonts w:ascii="Times New Roman" w:hAnsi="Times New Roman" w:cs="Times New Roman"/>
+                <w:sz w:val="20"/>
+                <w:szCs w:val="20"/>
+              </w:rPr>
+              <w:t xml:space="preserve">Email: </w:t>
+            </w:r>
+            <w:bookmarkStart w:id="0" w:name="OLE_LINK8"/>
+            <w:r>
+              <w:fldChar w:fldCharType="begin"/>
+            </w:r>
+            <w:r>
+              <w:instrText>HYPERLINK "mailto:FJ@jenkins.com"</w:instrText>
+            </w:r>
+            <w:r>
+              <w:fldChar w:fldCharType="separate"/>
+            </w:r>
+            <w:r>
+              <w:rPr>
+                <w:rStyle w:val="Hyperlink"/>
+                <w:rFonts w:ascii="Times New Roman" w:hAnsi="Times New Roman" w:cs="Times New Roman"/>
+                <w:sz w:val="20"/>
+                <w:szCs w:val="20"/>
+              </w:rPr>
+              <w:t>FJ@jenkins.com</w:t>
+            </w:r>
+            <w:r>
+              <w:fldChar w:fldCharType="end"/>
+            </w:r>
+            <w:bookmarkEnd w:id="0"/>
+          </w:p>
+          <w:p>
+            <w:pPr>
+              <w:pStyle w:val="ListParagraph"/>
+              <w:numPr>
+                <w:ilvl w:val="0"/>
+                <w:numId w:val="17"/>
+              </w:numPr>
+              <w:rPr>
+                <w:rFonts w:ascii="Times New Roman" w:hAnsi="Times New Roman" w:cs="Times New Roman"/>
+                <w:sz w:val="20"/>
+                <w:szCs w:val="20"/>
+              </w:rPr>
+            </w:pPr>
+            <w:r>
+              <w:rPr>
+                <w:rFonts w:ascii="Times New Roman" w:hAnsi="Times New Roman" w:cs="Times New Roman"/>
+                <w:sz w:val="20"/>
+                <w:szCs w:val="20"/>
+              </w:rPr>
+              <w:t>Password: 123456</w:t>
+            </w:r>
+          </w:p>
+        </w:tc>
+        <w:tc>
+          <w:tcPr>
+            <w:tcW w:w="5035" w:type="dxa"/>
+          </w:tcPr>
+          <w:p>
+            <w:pPr>
+              <w:rPr>
+                <w:rFonts w:ascii="Times New Roman" w:hAnsi="Times New Roman" w:cs="Times New Roman"/>
+                <w:sz w:val="20"/>
+                <w:szCs w:val="20"/>
+              </w:rPr>
+            </w:pPr>
+            <w:r>
+              <w:rPr>
+                <w:rFonts w:ascii="Times New Roman" w:hAnsi="Times New Roman" w:cs="Times New Roman"/>
+                <w:sz w:val="20"/>
+                <w:szCs w:val="20"/>
+              </w:rPr>
+              <w:t xml:space="preserve">You should be signed in as a </w:t>
+            </w:r>
+            <w:r>
+              <w:rPr>
+                <w:rFonts w:ascii="Times New Roman" w:hAnsi="Times New Roman" w:cs="Times New Roman"/>
+                <w:sz w:val="20"/>
+                <w:szCs w:val="20"/>
+              </w:rPr>
+              <w:t>client</w:t>
+            </w:r>
+            <w:r>
+              <w:rPr>
+                <w:rFonts w:ascii="Times New Roman" w:hAnsi="Times New Roman" w:cs="Times New Roman"/>
+                <w:sz w:val="20"/>
+                <w:szCs w:val="20"/>
+              </w:rPr>
+              <w:t>. By default, you should be on the Home tab.</w:t>
+            </w:r>
+          </w:p>
+        </w:tc>
+      </w:tr>
+      <w:tr>
+        <w:tc>
+          <w:tcPr>
+            <w:tcW w:w="643" w:type="dxa"/>
+          </w:tcPr>
+          <w:p>
+            <w:pPr>
+              <w:jc w:val="center"/>
+              <w:rPr>
+                <w:rFonts w:ascii="Times New Roman" w:hAnsi="Times New Roman" w:cs="Times New Roman"/>
+                <w:sz w:val="20"/>
+                <w:szCs w:val="20"/>
+              </w:rPr>
+            </w:pPr>
+            <w:r>
+              <w:rPr>
+                <w:rFonts w:ascii="Times New Roman" w:hAnsi="Times New Roman" w:cs="Times New Roman"/>
+                <w:sz w:val="20"/>
+                <w:szCs w:val="20"/>
+              </w:rPr>
+              <w:t>6</w:t>
+            </w:r>
+          </w:p>
+        </w:tc>
+        <w:tc>
+          <w:tcPr>
+            <w:tcW w:w="3672" w:type="dxa"/>
+          </w:tcPr>
+          <w:p>
+            <w:pPr>
+              <w:rPr>
+                <w:rFonts w:ascii="Times New Roman" w:hAnsi="Times New Roman" w:cs="Times New Roman"/>
+                <w:sz w:val="20"/>
+                <w:szCs w:val="20"/>
+              </w:rPr>
+            </w:pPr>
+            <w:r>
+              <w:rPr>
+                <w:rFonts w:ascii="Times New Roman" w:hAnsi="Times New Roman" w:cs="Times New Roman"/>
+                <w:sz w:val="20"/>
+                <w:szCs w:val="20"/>
+              </w:rPr>
+              <w:t>Click on the Profile tab.</w:t>
+            </w:r>
+          </w:p>
+        </w:tc>
+        <w:tc>
+          <w:tcPr>
+            <w:tcW w:w="5035" w:type="dxa"/>
+          </w:tcPr>
+          <w:p>
+            <w:pPr>
+              <w:rPr>
+                <w:rFonts w:ascii="Times New Roman" w:hAnsi="Times New Roman" w:cs="Times New Roman"/>
+                <w:sz w:val="20"/>
+                <w:szCs w:val="20"/>
+              </w:rPr>
+            </w:pPr>
+            <w:r>
+              <w:rPr>
+                <w:rFonts w:ascii="Times New Roman" w:hAnsi="Times New Roman" w:cs="Times New Roman"/>
+                <w:sz w:val="20"/>
+                <w:szCs w:val="20"/>
+              </w:rPr>
+              <w:t xml:space="preserve">The title should </w:t>
+            </w:r>
+            <w:proofErr w:type="gramStart"/>
+            <w:r>
+              <w:rPr>
+                <w:rFonts w:ascii="Times New Roman" w:hAnsi="Times New Roman" w:cs="Times New Roman"/>
+                <w:sz w:val="20"/>
+                <w:szCs w:val="20"/>
+              </w:rPr>
+              <w:t>be:</w:t>
+            </w:r>
+            <w:proofErr w:type="gramEnd"/>
+            <w:r>
+              <w:rPr>
+                <w:rFonts w:ascii="Times New Roman" w:hAnsi="Times New Roman" w:cs="Times New Roman"/>
+                <w:sz w:val="20"/>
+                <w:szCs w:val="20"/>
+              </w:rPr>
+              <w:t xml:space="preserve"> </w:t>
+            </w:r>
+            <w:r>
+              <w:rPr>
+                <w:rFonts w:ascii="Times New Roman" w:hAnsi="Times New Roman" w:cs="Times New Roman"/>
+                <w:sz w:val="20"/>
+                <w:szCs w:val="20"/>
+              </w:rPr>
+              <w:t>Profile</w:t>
+            </w:r>
+          </w:p>
+          <w:p>
+            <w:pPr>
+              <w:rPr>
+                <w:rFonts w:ascii="Times New Roman" w:hAnsi="Times New Roman" w:cs="Times New Roman"/>
+                <w:sz w:val="20"/>
+                <w:szCs w:val="20"/>
+              </w:rPr>
+            </w:pPr>
+            <w:r>
+              <w:rPr>
+                <w:rFonts w:ascii="Times New Roman" w:hAnsi="Times New Roman" w:cs="Times New Roman"/>
+                <w:sz w:val="20"/>
+                <w:szCs w:val="20"/>
+              </w:rPr>
+              <w:t xml:space="preserve">You should see the </w:t>
+            </w:r>
+            <w:r>
+              <w:rPr>
+                <w:rFonts w:ascii="Times New Roman" w:hAnsi="Times New Roman" w:cs="Times New Roman"/>
+                <w:sz w:val="20"/>
+                <w:szCs w:val="20"/>
+              </w:rPr>
+              <w:t>client</w:t>
+            </w:r>
+            <w:r>
+              <w:rPr>
+                <w:rFonts w:ascii="Times New Roman" w:hAnsi="Times New Roman" w:cs="Times New Roman"/>
+                <w:sz w:val="20"/>
+                <w:szCs w:val="20"/>
+              </w:rPr>
+              <w:t xml:space="preserve">’s profile. Make note of the </w:t>
+            </w:r>
+            <w:r>
+              <w:rPr>
+                <w:rFonts w:ascii="Times New Roman" w:hAnsi="Times New Roman" w:cs="Times New Roman"/>
+                <w:sz w:val="20"/>
+                <w:szCs w:val="20"/>
+              </w:rPr>
+              <w:t>therapist.</w:t>
+            </w:r>
+          </w:p>
+        </w:tc>
+      </w:tr>
+      <w:tr>
+        <w:tc>
+          <w:tcPr>
+            <w:tcW w:w="643" w:type="dxa"/>
+          </w:tcPr>
+          <w:p>
+            <w:pPr>
+              <w:jc w:val="center"/>
+              <w:rPr>
+                <w:rFonts w:ascii="Times New Roman" w:hAnsi="Times New Roman" w:cs="Times New Roman"/>
+                <w:sz w:val="20"/>
+                <w:szCs w:val="20"/>
+              </w:rPr>
+            </w:pPr>
+            <w:r>
+              <w:rPr>
+                <w:rFonts w:ascii="Times New Roman" w:hAnsi="Times New Roman" w:cs="Times New Roman"/>
+                <w:sz w:val="20"/>
+                <w:szCs w:val="20"/>
+              </w:rPr>
+              <w:t>7</w:t>
+            </w:r>
+          </w:p>
+        </w:tc>
+        <w:tc>
+          <w:tcPr>
+            <w:tcW w:w="3672" w:type="dxa"/>
+          </w:tcPr>
+          <w:p>
+            <w:pPr>
+              <w:rPr>
+                <w:rFonts w:ascii="Times New Roman" w:hAnsi="Times New Roman" w:cs="Times New Roman"/>
+                <w:sz w:val="20"/>
+                <w:szCs w:val="20"/>
+              </w:rPr>
+            </w:pPr>
+            <w:r>
+              <w:rPr>
+                <w:rFonts w:ascii="Times New Roman" w:hAnsi="Times New Roman" w:cs="Times New Roman"/>
+                <w:sz w:val="20"/>
+                <w:szCs w:val="20"/>
+              </w:rPr>
+              <w:t xml:space="preserve">Click on the Change my </w:t>
+            </w:r>
+            <w:proofErr w:type="gramStart"/>
+            <w:r>
+              <w:rPr>
+                <w:rFonts w:ascii="Times New Roman" w:hAnsi="Times New Roman" w:cs="Times New Roman"/>
+                <w:sz w:val="20"/>
+                <w:szCs w:val="20"/>
+              </w:rPr>
+              <w:t>Therapist</w:t>
+            </w:r>
+            <w:proofErr w:type="gramEnd"/>
+            <w:r>
+              <w:rPr>
+                <w:rFonts w:ascii="Times New Roman" w:hAnsi="Times New Roman" w:cs="Times New Roman"/>
+                <w:sz w:val="20"/>
+                <w:szCs w:val="20"/>
+              </w:rPr>
+              <w:t xml:space="preserve"> </w:t>
+            </w:r>
+            <w:r>
+              <w:rPr>
+                <w:rFonts w:ascii="Times New Roman" w:hAnsi="Times New Roman" w:cs="Times New Roman"/>
+                <w:sz w:val="20"/>
+                <w:szCs w:val="20"/>
+              </w:rPr>
+              <w:t>button.</w:t>
+            </w:r>
+          </w:p>
+        </w:tc>
+        <w:tc>
+          <w:tcPr>
+            <w:tcW w:w="5035" w:type="dxa"/>
+          </w:tcPr>
+          <w:p>
+            <w:pPr>
+              <w:rPr>
+                <w:rFonts w:ascii="Times New Roman" w:hAnsi="Times New Roman" w:cs="Times New Roman"/>
+                <w:sz w:val="20"/>
+                <w:szCs w:val="20"/>
+              </w:rPr>
+            </w:pPr>
+            <w:r>
+              <w:rPr>
+                <w:rFonts w:ascii="Times New Roman" w:hAnsi="Times New Roman" w:cs="Times New Roman"/>
+                <w:sz w:val="20"/>
+                <w:szCs w:val="20"/>
+              </w:rPr>
+              <w:t xml:space="preserve">You should be on the Find a </w:t>
+            </w:r>
+            <w:proofErr w:type="gramStart"/>
+            <w:r>
+              <w:rPr>
+                <w:rFonts w:ascii="Times New Roman" w:hAnsi="Times New Roman" w:cs="Times New Roman"/>
+                <w:sz w:val="20"/>
+                <w:szCs w:val="20"/>
+              </w:rPr>
+              <w:t>Therapist</w:t>
+            </w:r>
+            <w:proofErr w:type="gramEnd"/>
+            <w:r>
+              <w:rPr>
+                <w:rFonts w:ascii="Times New Roman" w:hAnsi="Times New Roman" w:cs="Times New Roman"/>
+                <w:sz w:val="20"/>
+                <w:szCs w:val="20"/>
+              </w:rPr>
+              <w:t xml:space="preserve"> page showing existing therapists.</w:t>
+            </w:r>
+          </w:p>
+        </w:tc>
+      </w:tr>
+      <w:tr>
+        <w:tc>
+          <w:tcPr>
+            <w:tcW w:w="643" w:type="dxa"/>
+          </w:tcPr>
+          <w:p>
+            <w:pPr>
+              <w:jc w:val="center"/>
+              <w:rPr>
+                <w:rFonts w:ascii="Times New Roman" w:hAnsi="Times New Roman" w:cs="Times New Roman"/>
+                <w:sz w:val="20"/>
+                <w:szCs w:val="20"/>
+              </w:rPr>
+            </w:pPr>
+            <w:r>
+              <w:rPr>
+                <w:rFonts w:ascii="Times New Roman" w:hAnsi="Times New Roman" w:cs="Times New Roman"/>
+                <w:sz w:val="20"/>
+                <w:szCs w:val="20"/>
+              </w:rPr>
+              <w:t>8</w:t>
+            </w:r>
+          </w:p>
+        </w:tc>
+        <w:tc>
+          <w:tcPr>
+            <w:tcW w:w="3672" w:type="dxa"/>
+          </w:tcPr>
+          <w:p>
+            <w:pPr>
+              <w:rPr>
+                <w:rFonts w:ascii="Times New Roman" w:hAnsi="Times New Roman" w:cs="Times New Roman"/>
+                <w:sz w:val="20"/>
+                <w:szCs w:val="20"/>
+              </w:rPr>
+            </w:pPr>
+            <w:r>
+              <w:rPr>
+                <w:rFonts w:ascii="Times New Roman" w:hAnsi="Times New Roman" w:cs="Times New Roman"/>
+                <w:sz w:val="20"/>
+                <w:szCs w:val="20"/>
+              </w:rPr>
+              <w:t>Click on the</w:t>
+            </w:r>
+            <w:r>
+              <w:rPr>
+                <w:rFonts w:ascii="Times New Roman" w:hAnsi="Times New Roman" w:cs="Times New Roman"/>
+                <w:sz w:val="20"/>
+                <w:szCs w:val="20"/>
+              </w:rPr>
+              <w:t xml:space="preserve"> badge icon in the top-right</w:t>
+            </w:r>
+          </w:p>
+        </w:tc>
+        <w:tc>
+          <w:tcPr>
+            <w:tcW w:w="5035" w:type="dxa"/>
+          </w:tcPr>
+          <w:p>
+            <w:pPr>
+              <w:rPr>
+                <w:rFonts w:ascii="Times New Roman" w:hAnsi="Times New Roman" w:cs="Times New Roman"/>
+                <w:sz w:val="20"/>
+                <w:szCs w:val="20"/>
+              </w:rPr>
+            </w:pPr>
+            <w:r>
+              <w:rPr>
+                <w:rFonts w:ascii="Times New Roman" w:hAnsi="Times New Roman" w:cs="Times New Roman"/>
+                <w:sz w:val="20"/>
+                <w:szCs w:val="20"/>
+              </w:rPr>
+              <w:t>You should be taken to a Referral Code page where you can enter the referral code.</w:t>
+            </w:r>
+          </w:p>
+        </w:tc>
+      </w:tr>
+      <w:tr>
+        <w:tc>
+          <w:tcPr>
+            <w:tcW w:w="643" w:type="dxa"/>
+          </w:tcPr>
+          <w:p>
+            <w:pPr>
+              <w:jc w:val="center"/>
+              <w:rPr>
+                <w:rFonts w:ascii="Times New Roman" w:hAnsi="Times New Roman" w:cs="Times New Roman"/>
+                <w:sz w:val="20"/>
+                <w:szCs w:val="20"/>
+              </w:rPr>
+            </w:pPr>
+            <w:r>
+              <w:rPr>
+                <w:rFonts w:ascii="Times New Roman" w:hAnsi="Times New Roman" w:cs="Times New Roman"/>
+                <w:sz w:val="20"/>
+                <w:szCs w:val="20"/>
+              </w:rPr>
+              <w:t>9</w:t>
+            </w:r>
+          </w:p>
+        </w:tc>
+        <w:tc>
+          <w:tcPr>
+            <w:tcW w:w="3672" w:type="dxa"/>
+          </w:tcPr>
+          <w:p>
+            <w:pPr>
+              <w:rPr>
+                <w:rFonts w:ascii="Times New Roman" w:hAnsi="Times New Roman" w:cs="Times New Roman"/>
+                <w:sz w:val="20"/>
+                <w:szCs w:val="20"/>
+              </w:rPr>
+            </w:pPr>
+            <w:r>
+              <w:rPr>
+                <w:rFonts w:ascii="Times New Roman" w:hAnsi="Times New Roman" w:cs="Times New Roman"/>
+                <w:sz w:val="20"/>
+                <w:szCs w:val="20"/>
+              </w:rPr>
+              <w:t>Enter the referral code from Step 3</w:t>
+            </w:r>
+            <w:r>
+              <w:rPr>
+                <w:rFonts w:ascii="Times New Roman" w:hAnsi="Times New Roman" w:cs="Times New Roman"/>
+                <w:sz w:val="20"/>
+                <w:szCs w:val="20"/>
+              </w:rPr>
+              <w:t xml:space="preserve"> then click on Connect with Therapist button</w:t>
+            </w:r>
+            <w:r>
+              <w:rPr>
+                <w:rFonts w:ascii="Times New Roman" w:hAnsi="Times New Roman" w:cs="Times New Roman"/>
+                <w:sz w:val="20"/>
+                <w:szCs w:val="20"/>
+              </w:rPr>
+              <w:t>.</w:t>
+            </w:r>
+          </w:p>
+        </w:tc>
+        <w:tc>
+          <w:tcPr>
+            <w:tcW w:w="5035" w:type="dxa"/>
+          </w:tcPr>
+          <w:p>
+            <w:pPr>
+              <w:rPr>
+                <w:rFonts w:ascii="Times New Roman" w:hAnsi="Times New Roman" w:cs="Times New Roman"/>
+                <w:sz w:val="20"/>
+                <w:szCs w:val="20"/>
+              </w:rPr>
+            </w:pPr>
+            <w:r>
+              <w:rPr>
+                <w:rFonts w:ascii="Times New Roman" w:hAnsi="Times New Roman" w:cs="Times New Roman"/>
+                <w:sz w:val="20"/>
+                <w:szCs w:val="20"/>
+              </w:rPr>
+              <w:t xml:space="preserve">You should go back to the Find a </w:t>
+            </w:r>
+            <w:proofErr w:type="gramStart"/>
+            <w:r>
+              <w:rPr>
+                <w:rFonts w:ascii="Times New Roman" w:hAnsi="Times New Roman" w:cs="Times New Roman"/>
+                <w:sz w:val="20"/>
+                <w:szCs w:val="20"/>
+              </w:rPr>
+              <w:t>Therapist</w:t>
+            </w:r>
+            <w:proofErr w:type="gramEnd"/>
+            <w:r>
+              <w:rPr>
+                <w:rFonts w:ascii="Times New Roman" w:hAnsi="Times New Roman" w:cs="Times New Roman"/>
+                <w:sz w:val="20"/>
+                <w:szCs w:val="20"/>
+              </w:rPr>
+              <w:t xml:space="preserve"> page.</w:t>
+            </w:r>
+          </w:p>
+        </w:tc>
+      </w:tr>
+      <w:tr>
+        <w:tc>
+          <w:tcPr>
+            <w:tcW w:w="643" w:type="dxa"/>
+          </w:tcPr>
+          <w:p>
+            <w:pPr>
+              <w:jc w:val="center"/>
+              <w:rPr>
+                <w:rFonts w:ascii="Times New Roman" w:hAnsi="Times New Roman" w:cs="Times New Roman"/>
+                <w:sz w:val="20"/>
+                <w:szCs w:val="20"/>
+              </w:rPr>
+            </w:pPr>
+            <w:r>
+              <w:rPr>
+                <w:rFonts w:ascii="Times New Roman" w:hAnsi="Times New Roman" w:cs="Times New Roman"/>
+                <w:sz w:val="20"/>
+                <w:szCs w:val="20"/>
+              </w:rPr>
+              <w:t>10</w:t>
+            </w:r>
+          </w:p>
+        </w:tc>
+        <w:tc>
+          <w:tcPr>
+            <w:tcW w:w="3672" w:type="dxa"/>
+          </w:tcPr>
+          <w:p>
+            <w:pPr>
+              <w:rPr>
+                <w:rFonts w:ascii="Times New Roman" w:hAnsi="Times New Roman" w:cs="Times New Roman"/>
+                <w:sz w:val="20"/>
+                <w:szCs w:val="20"/>
+              </w:rPr>
+            </w:pPr>
+            <w:r>
+              <w:rPr>
+                <w:rFonts w:ascii="Times New Roman" w:hAnsi="Times New Roman" w:cs="Times New Roman"/>
+                <w:sz w:val="20"/>
+                <w:szCs w:val="20"/>
+              </w:rPr>
+              <w:t>Click on the badge icon in the top-right and try sending the same referral code</w:t>
+            </w:r>
+          </w:p>
+        </w:tc>
+        <w:tc>
+          <w:tcPr>
+            <w:tcW w:w="5035" w:type="dxa"/>
+          </w:tcPr>
+          <w:p>
+            <w:pPr>
+              <w:rPr>
+                <w:rFonts w:ascii="Times New Roman" w:hAnsi="Times New Roman" w:cs="Times New Roman"/>
+                <w:sz w:val="20"/>
+                <w:szCs w:val="20"/>
+              </w:rPr>
+            </w:pPr>
+            <w:r>
+              <w:rPr>
+                <w:rFonts w:ascii="Times New Roman" w:hAnsi="Times New Roman" w:cs="Times New Roman"/>
+                <w:sz w:val="20"/>
+                <w:szCs w:val="20"/>
+              </w:rPr>
+              <w:t>You should get an Error popup that says: This referral code has already been used.</w:t>
+            </w:r>
+          </w:p>
+        </w:tc>
+      </w:tr>
+      <w:tr>
+        <w:tc>
+          <w:tcPr>
+            <w:tcW w:w="643" w:type="dxa"/>
+          </w:tcPr>
+          <w:p>
+            <w:pPr>
+              <w:jc w:val="center"/>
+              <w:rPr>
+                <w:rFonts w:ascii="Times New Roman" w:hAnsi="Times New Roman" w:cs="Times New Roman"/>
+                <w:sz w:val="20"/>
+                <w:szCs w:val="20"/>
+              </w:rPr>
+            </w:pPr>
+            <w:r>
+              <w:rPr>
+                <w:rFonts w:ascii="Times New Roman" w:hAnsi="Times New Roman" w:cs="Times New Roman"/>
+                <w:sz w:val="20"/>
+                <w:szCs w:val="20"/>
+              </w:rPr>
+              <w:t>11</w:t>
+            </w:r>
+          </w:p>
+        </w:tc>
+        <w:tc>
+          <w:tcPr>
+            <w:tcW w:w="3672" w:type="dxa"/>
+          </w:tcPr>
+          <w:p>
+            <w:pPr>
+              <w:rPr>
+                <w:rFonts w:ascii="Times New Roman" w:hAnsi="Times New Roman" w:cs="Times New Roman"/>
+                <w:sz w:val="20"/>
+                <w:szCs w:val="20"/>
+              </w:rPr>
+            </w:pPr>
+            <w:r>
+              <w:rPr>
+                <w:rFonts w:ascii="Times New Roman" w:hAnsi="Times New Roman" w:cs="Times New Roman"/>
+                <w:sz w:val="20"/>
+                <w:szCs w:val="20"/>
+              </w:rPr>
+              <w:t>Click on the Cancel button in the top-right.</w:t>
+            </w:r>
+          </w:p>
+        </w:tc>
+        <w:tc>
+          <w:tcPr>
+            <w:tcW w:w="5035" w:type="dxa"/>
+          </w:tcPr>
+          <w:p>
+            <w:pPr>
+              <w:rPr>
+                <w:rFonts w:ascii="Times New Roman" w:hAnsi="Times New Roman" w:cs="Times New Roman"/>
+                <w:sz w:val="20"/>
+                <w:szCs w:val="20"/>
+              </w:rPr>
+            </w:pPr>
+            <w:r>
+              <w:rPr>
+                <w:rFonts w:ascii="Times New Roman" w:hAnsi="Times New Roman" w:cs="Times New Roman"/>
+                <w:sz w:val="20"/>
+                <w:szCs w:val="20"/>
+              </w:rPr>
+              <w:t xml:space="preserve">You should go back to the Find a </w:t>
+            </w:r>
+            <w:proofErr w:type="gramStart"/>
+            <w:r>
+              <w:rPr>
+                <w:rFonts w:ascii="Times New Roman" w:hAnsi="Times New Roman" w:cs="Times New Roman"/>
+                <w:sz w:val="20"/>
+                <w:szCs w:val="20"/>
+              </w:rPr>
+              <w:t>Therapist</w:t>
+            </w:r>
+            <w:proofErr w:type="gramEnd"/>
+            <w:r>
+              <w:rPr>
+                <w:rFonts w:ascii="Times New Roman" w:hAnsi="Times New Roman" w:cs="Times New Roman"/>
+                <w:sz w:val="20"/>
+                <w:szCs w:val="20"/>
+              </w:rPr>
+              <w:t xml:space="preserve"> page.</w:t>
+            </w:r>
+          </w:p>
+        </w:tc>
+      </w:tr>
+      <w:tr>
+        <w:tc>
+          <w:tcPr>
+            <w:tcW w:w="643" w:type="dxa"/>
+          </w:tcPr>
+          <w:p>
+            <w:pPr>
+              <w:jc w:val="center"/>
+              <w:rPr>
+                <w:rFonts w:ascii="Times New Roman" w:hAnsi="Times New Roman" w:cs="Times New Roman"/>
+                <w:sz w:val="20"/>
+                <w:szCs w:val="20"/>
+              </w:rPr>
+            </w:pPr>
+            <w:r>
+              <w:rPr>
+                <w:rFonts w:ascii="Times New Roman" w:hAnsi="Times New Roman" w:cs="Times New Roman"/>
+                <w:sz w:val="20"/>
+                <w:szCs w:val="20"/>
+              </w:rPr>
+              <w:t>12</w:t>
+            </w:r>
+          </w:p>
+        </w:tc>
+        <w:tc>
+          <w:tcPr>
+            <w:tcW w:w="3672" w:type="dxa"/>
+          </w:tcPr>
+          <w:p>
+            <w:pPr>
+              <w:rPr>
+                <w:rFonts w:ascii="Times New Roman" w:hAnsi="Times New Roman" w:cs="Times New Roman"/>
+                <w:sz w:val="20"/>
+                <w:szCs w:val="20"/>
+              </w:rPr>
+            </w:pPr>
+            <w:r>
+              <w:rPr>
+                <w:rFonts w:ascii="Times New Roman" w:hAnsi="Times New Roman" w:cs="Times New Roman"/>
+                <w:sz w:val="20"/>
+                <w:szCs w:val="20"/>
+              </w:rPr>
+              <w:t xml:space="preserve">Click on the back button in the </w:t>
+            </w:r>
+            <w:proofErr w:type="gramStart"/>
+            <w:r>
+              <w:rPr>
+                <w:rFonts w:ascii="Times New Roman" w:hAnsi="Times New Roman" w:cs="Times New Roman"/>
+                <w:sz w:val="20"/>
+                <w:szCs w:val="20"/>
+              </w:rPr>
+              <w:t>top-left</w:t>
+            </w:r>
+            <w:proofErr w:type="gramEnd"/>
+            <w:r>
+              <w:rPr>
+                <w:rFonts w:ascii="Times New Roman" w:hAnsi="Times New Roman" w:cs="Times New Roman"/>
+                <w:sz w:val="20"/>
+                <w:szCs w:val="20"/>
+              </w:rPr>
+              <w:t>.</w:t>
+            </w:r>
+          </w:p>
+        </w:tc>
+        <w:tc>
+          <w:tcPr>
+            <w:tcW w:w="5035" w:type="dxa"/>
+          </w:tcPr>
+          <w:p>
+            <w:pPr>
+              <w:rPr>
+                <w:rFonts w:ascii="Times New Roman" w:hAnsi="Times New Roman" w:cs="Times New Roman"/>
+                <w:sz w:val="20"/>
+                <w:szCs w:val="20"/>
+              </w:rPr>
+            </w:pPr>
+            <w:r>
+              <w:rPr>
+                <w:rFonts w:ascii="Times New Roman" w:hAnsi="Times New Roman" w:cs="Times New Roman"/>
+                <w:sz w:val="20"/>
+                <w:szCs w:val="20"/>
+              </w:rPr>
+              <w:t>You should go back to the Profile page. The Therapist field should be updated to match the therapist who generated the referral code.</w:t>
+            </w:r>
+          </w:p>
+        </w:tc>
+      </w:tr>
+      <w:tr>
+        <w:tc>
+          <w:tcPr>
+            <w:tcW w:w="643" w:type="dxa"/>
+          </w:tcPr>
+          <w:p>
+            <w:pPr>
+              <w:jc w:val="center"/>
+              <w:rPr>
+                <w:rFonts w:ascii="Times New Roman" w:hAnsi="Times New Roman" w:cs="Times New Roman"/>
+                <w:sz w:val="20"/>
+                <w:szCs w:val="20"/>
+              </w:rPr>
+            </w:pPr>
+            <w:r>
+              <w:rPr>
+                <w:rFonts w:ascii="Times New Roman" w:hAnsi="Times New Roman" w:cs="Times New Roman"/>
+                <w:sz w:val="20"/>
+                <w:szCs w:val="20"/>
+              </w:rPr>
+              <w:t>13</w:t>
+            </w:r>
+          </w:p>
+        </w:tc>
+        <w:tc>
+          <w:tcPr>
+            <w:tcW w:w="3672" w:type="dxa"/>
+          </w:tcPr>
+          <w:p>
+            <w:pPr>
+              <w:rPr>
+                <w:rFonts w:ascii="Times New Roman" w:hAnsi="Times New Roman" w:cs="Times New Roman"/>
+                <w:sz w:val="20"/>
+                <w:szCs w:val="20"/>
+              </w:rPr>
+            </w:pPr>
+            <w:r>
+              <w:rPr>
+                <w:rFonts w:ascii="Times New Roman" w:hAnsi="Times New Roman" w:cs="Times New Roman"/>
+                <w:sz w:val="20"/>
+                <w:szCs w:val="20"/>
+              </w:rPr>
+              <w:t>Log out.</w:t>
+            </w:r>
+          </w:p>
+        </w:tc>
+        <w:tc>
+          <w:tcPr>
+            <w:tcW w:w="5035" w:type="dxa"/>
+          </w:tcPr>
+          <w:p>
+            <w:pPr>
+              <w:rPr>
+                <w:rFonts w:ascii="Times New Roman" w:hAnsi="Times New Roman" w:cs="Times New Roman"/>
+                <w:sz w:val="20"/>
+                <w:szCs w:val="20"/>
+              </w:rPr>
+            </w:pPr>
+            <w:r>
+              <w:rPr>
+                <w:rFonts w:ascii="Times New Roman" w:hAnsi="Times New Roman" w:cs="Times New Roman"/>
+                <w:sz w:val="20"/>
+                <w:szCs w:val="20"/>
+              </w:rPr>
+              <w:t>You should go back to the login page.</w:t>
+            </w:r>
+          </w:p>
+        </w:tc>
+      </w:tr>
+      <w:tr>
+        <w:tc>
+          <w:tcPr>
+            <w:tcW w:w="643" w:type="dxa"/>
+          </w:tcPr>
+          <w:p>
+            <w:pPr>
+              <w:jc w:val="center"/>
+              <w:rPr>
+                <w:rFonts w:ascii="Times New Roman" w:hAnsi="Times New Roman" w:cs="Times New Roman"/>
+                <w:sz w:val="20"/>
+                <w:szCs w:val="20"/>
+              </w:rPr>
+            </w:pPr>
+            <w:r>
+              <w:rPr>
+                <w:rFonts w:ascii="Times New Roman" w:hAnsi="Times New Roman" w:cs="Times New Roman"/>
+                <w:sz w:val="20"/>
+                <w:szCs w:val="20"/>
+              </w:rPr>
+              <w:t>1</w:t>
+            </w:r>
+            <w:r>
+              <w:rPr>
+                <w:rFonts w:ascii="Times New Roman" w:hAnsi="Times New Roman" w:cs="Times New Roman"/>
+                <w:sz w:val="20"/>
+                <w:szCs w:val="20"/>
+              </w:rPr>
+              <w:t>4</w:t>
+            </w:r>
+          </w:p>
+        </w:tc>
+        <w:tc>
+          <w:tcPr>
+            <w:tcW w:w="3672" w:type="dxa"/>
+          </w:tcPr>
+          <w:p>
+            <w:pPr>
+              <w:rPr>
+                <w:rFonts w:ascii="Times New Roman" w:hAnsi="Times New Roman" w:cs="Times New Roman"/>
+                <w:sz w:val="20"/>
+                <w:szCs w:val="20"/>
+              </w:rPr>
+            </w:pPr>
+            <w:r>
+              <w:rPr>
+                <w:rFonts w:ascii="Times New Roman" w:hAnsi="Times New Roman" w:cs="Times New Roman"/>
+                <w:sz w:val="20"/>
+                <w:szCs w:val="20"/>
+              </w:rPr>
+              <w:t>Sign in with these credentials:</w:t>
+            </w:r>
+          </w:p>
+          <w:p>
+            <w:pPr>
+              <w:pStyle w:val="ListParagraph"/>
+              <w:numPr>
+                <w:ilvl w:val="0"/>
+                <w:numId w:val="17"/>
+              </w:numPr>
+              <w:rPr>
+                <w:rFonts w:ascii="Times New Roman" w:hAnsi="Times New Roman" w:cs="Times New Roman"/>
+                <w:sz w:val="20"/>
+                <w:szCs w:val="20"/>
+              </w:rPr>
+            </w:pPr>
+            <w:r>
+              <w:rPr>
+                <w:rFonts w:ascii="Times New Roman" w:hAnsi="Times New Roman" w:cs="Times New Roman"/>
+                <w:sz w:val="20"/>
+                <w:szCs w:val="20"/>
+              </w:rPr>
+              <w:t xml:space="preserve">Email: </w:t>
+            </w:r>
+            <w:bookmarkStart w:id="1" w:name="OLE_LINK7"/>
+            <w:r>
+              <w:fldChar w:fldCharType="begin"/>
+            </w:r>
+            <w:r>
+              <w:instrText>HYPERLINK "mailto:forrestK@pathways.com"</w:instrText>
+            </w:r>
+            <w:r>
+              <w:fldChar w:fldCharType="separate"/>
+            </w:r>
+            <w:r>
+              <w:rPr>
+                <w:rStyle w:val="Hyperlink"/>
+                <w:rFonts w:ascii="Times New Roman" w:hAnsi="Times New Roman" w:cs="Times New Roman"/>
+                <w:sz w:val="20"/>
+                <w:szCs w:val="20"/>
+              </w:rPr>
+              <w:t>forrestK@pathways.com</w:t>
+            </w:r>
+            <w:r>
+              <w:fldChar w:fldCharType="end"/>
+            </w:r>
+            <w:bookmarkEnd w:id="1"/>
+          </w:p>
+          <w:p>
+            <w:pPr>
+              <w:pStyle w:val="ListParagraph"/>
+              <w:numPr>
+                <w:ilvl w:val="0"/>
+                <w:numId w:val="17"/>
+              </w:numPr>
+              <w:rPr>
+                <w:rFonts w:ascii="Times New Roman" w:hAnsi="Times New Roman" w:cs="Times New Roman"/>
+                <w:sz w:val="20"/>
+                <w:szCs w:val="20"/>
+              </w:rPr>
+            </w:pPr>
+            <w:r>
+              <w:rPr>
+                <w:rFonts w:ascii="Times New Roman" w:hAnsi="Times New Roman" w:cs="Times New Roman"/>
+                <w:sz w:val="20"/>
+                <w:szCs w:val="20"/>
+              </w:rPr>
+              <w:t>Password: 123456</w:t>
+            </w:r>
+          </w:p>
+        </w:tc>
+        <w:tc>
+          <w:tcPr>
+            <w:tcW w:w="5035" w:type="dxa"/>
+          </w:tcPr>
+          <w:p>
+            <w:pPr>
+              <w:rPr>
+                <w:rFonts w:ascii="Times New Roman" w:hAnsi="Times New Roman" w:cs="Times New Roman"/>
+                <w:sz w:val="20"/>
+                <w:szCs w:val="20"/>
+              </w:rPr>
+            </w:pPr>
+            <w:r>
+              <w:rPr>
+                <w:rFonts w:ascii="Times New Roman" w:hAnsi="Times New Roman" w:cs="Times New Roman"/>
+                <w:sz w:val="20"/>
+                <w:szCs w:val="20"/>
+              </w:rPr>
+              <w:t xml:space="preserve">You should be signed in as a </w:t>
+            </w:r>
+            <w:r>
+              <w:rPr>
+                <w:rFonts w:ascii="Times New Roman" w:hAnsi="Times New Roman" w:cs="Times New Roman"/>
+                <w:sz w:val="20"/>
+                <w:szCs w:val="20"/>
+              </w:rPr>
+              <w:t>therapist</w:t>
+            </w:r>
+            <w:r>
+              <w:rPr>
+                <w:rFonts w:ascii="Times New Roman" w:hAnsi="Times New Roman" w:cs="Times New Roman"/>
+                <w:sz w:val="20"/>
+                <w:szCs w:val="20"/>
+              </w:rPr>
+              <w:t>. By default, you should be on the Home tab.</w:t>
+            </w:r>
+          </w:p>
+        </w:tc>
+      </w:tr>
+      <w:tr>
+        <w:tc>
+          <w:tcPr>
+            <w:tcW w:w="643" w:type="dxa"/>
+          </w:tcPr>
+          <w:p>
+            <w:pPr>
+              <w:jc w:val="center"/>
+              <w:rPr>
+                <w:rFonts w:ascii="Times New Roman" w:hAnsi="Times New Roman" w:cs="Times New Roman"/>
+                <w:sz w:val="20"/>
+                <w:szCs w:val="20"/>
+              </w:rPr>
+            </w:pPr>
+            <w:r>
+              <w:rPr>
+                <w:rFonts w:ascii="Times New Roman" w:hAnsi="Times New Roman" w:cs="Times New Roman"/>
+                <w:sz w:val="20"/>
+                <w:szCs w:val="20"/>
+              </w:rPr>
+              <w:t>15</w:t>
+            </w:r>
+          </w:p>
+        </w:tc>
+        <w:tc>
+          <w:tcPr>
+            <w:tcW w:w="3672" w:type="dxa"/>
+          </w:tcPr>
+          <w:p>
+            <w:pPr>
+              <w:rPr>
+                <w:rFonts w:ascii="Times New Roman" w:hAnsi="Times New Roman" w:cs="Times New Roman"/>
+                <w:sz w:val="20"/>
+                <w:szCs w:val="20"/>
+              </w:rPr>
+            </w:pPr>
+            <w:r>
+              <w:rPr>
+                <w:rFonts w:ascii="Times New Roman" w:hAnsi="Times New Roman" w:cs="Times New Roman"/>
+                <w:sz w:val="20"/>
+                <w:szCs w:val="20"/>
+              </w:rPr>
+              <w:t xml:space="preserve">Generate </w:t>
+            </w:r>
+            <w:r>
+              <w:rPr>
+                <w:rFonts w:ascii="Times New Roman" w:hAnsi="Times New Roman" w:cs="Times New Roman"/>
+                <w:sz w:val="20"/>
+                <w:szCs w:val="20"/>
+              </w:rPr>
+              <w:t xml:space="preserve">a </w:t>
+            </w:r>
+            <w:r>
+              <w:rPr>
+                <w:rFonts w:ascii="Times New Roman" w:hAnsi="Times New Roman" w:cs="Times New Roman"/>
+                <w:sz w:val="20"/>
+                <w:szCs w:val="20"/>
+              </w:rPr>
+              <w:t>Referral Code</w:t>
+            </w:r>
+            <w:r>
+              <w:rPr>
+                <w:rFonts w:ascii="Times New Roman" w:hAnsi="Times New Roman" w:cs="Times New Roman"/>
+                <w:sz w:val="20"/>
+                <w:szCs w:val="20"/>
+              </w:rPr>
+              <w:t>.</w:t>
+            </w:r>
+          </w:p>
+        </w:tc>
+        <w:tc>
+          <w:tcPr>
+            <w:tcW w:w="5035" w:type="dxa"/>
+          </w:tcPr>
+          <w:p>
+            <w:pPr>
+              <w:rPr>
+                <w:rFonts w:ascii="Times New Roman" w:hAnsi="Times New Roman" w:cs="Times New Roman"/>
+                <w:sz w:val="20"/>
+                <w:szCs w:val="20"/>
+              </w:rPr>
+            </w:pPr>
+            <w:r>
+              <w:rPr>
+                <w:rFonts w:ascii="Times New Roman" w:hAnsi="Times New Roman" w:cs="Times New Roman"/>
+                <w:sz w:val="20"/>
+                <w:szCs w:val="20"/>
+              </w:rPr>
+              <w:t>A referral code should be generated under that button. Make note of it.</w:t>
+            </w:r>
+            <w:r>
+              <w:rPr>
+                <w:rFonts w:ascii="Times New Roman" w:hAnsi="Times New Roman" w:cs="Times New Roman"/>
+                <w:sz w:val="20"/>
+                <w:szCs w:val="20"/>
+              </w:rPr>
+              <w:t xml:space="preserve"> (QXYYAA2WDE)</w:t>
+            </w:r>
+          </w:p>
+        </w:tc>
+      </w:tr>
+      <w:tr>
+        <w:tc>
+          <w:tcPr>
+            <w:tcW w:w="643" w:type="dxa"/>
+          </w:tcPr>
+          <w:p>
+            <w:pPr>
+              <w:jc w:val="center"/>
+              <w:rPr>
+                <w:rFonts w:ascii="Times New Roman" w:hAnsi="Times New Roman" w:cs="Times New Roman"/>
+                <w:sz w:val="20"/>
+                <w:szCs w:val="20"/>
+              </w:rPr>
+            </w:pPr>
+            <w:r>
+              <w:rPr>
+                <w:rFonts w:ascii="Times New Roman" w:hAnsi="Times New Roman" w:cs="Times New Roman"/>
+                <w:sz w:val="20"/>
+                <w:szCs w:val="20"/>
+              </w:rPr>
+              <w:t>1</w:t>
+            </w:r>
+            <w:r>
+              <w:rPr>
+                <w:rFonts w:ascii="Times New Roman" w:hAnsi="Times New Roman" w:cs="Times New Roman"/>
+                <w:sz w:val="20"/>
+                <w:szCs w:val="20"/>
+              </w:rPr>
+              <w:t>6</w:t>
+            </w:r>
+          </w:p>
+        </w:tc>
+        <w:tc>
+          <w:tcPr>
+            <w:tcW w:w="3672" w:type="dxa"/>
+          </w:tcPr>
+          <w:p>
+            <w:pPr>
+              <w:rPr>
+                <w:rFonts w:ascii="Times New Roman" w:hAnsi="Times New Roman" w:cs="Times New Roman"/>
+                <w:sz w:val="20"/>
+                <w:szCs w:val="20"/>
+              </w:rPr>
+            </w:pPr>
+            <w:r>
+              <w:rPr>
+                <w:rFonts w:ascii="Times New Roman" w:hAnsi="Times New Roman" w:cs="Times New Roman"/>
+                <w:sz w:val="20"/>
+                <w:szCs w:val="20"/>
+              </w:rPr>
+              <w:t>Log out.</w:t>
+            </w:r>
+          </w:p>
+        </w:tc>
+        <w:tc>
+          <w:tcPr>
+            <w:tcW w:w="5035" w:type="dxa"/>
+          </w:tcPr>
+          <w:p>
+            <w:pPr>
+              <w:rPr>
+                <w:rFonts w:ascii="Times New Roman" w:hAnsi="Times New Roman" w:cs="Times New Roman"/>
+                <w:sz w:val="20"/>
+                <w:szCs w:val="20"/>
+              </w:rPr>
+            </w:pPr>
+            <w:r>
+              <w:rPr>
+                <w:rFonts w:ascii="Times New Roman" w:hAnsi="Times New Roman" w:cs="Times New Roman"/>
+                <w:sz w:val="20"/>
+                <w:szCs w:val="20"/>
+              </w:rPr>
+              <w:t>You should go back to the login page.</w:t>
+            </w:r>
+          </w:p>
+        </w:tc>
+      </w:tr>
+      <w:tr>
+        <w:tc>
+          <w:tcPr>
+            <w:tcW w:w="643" w:type="dxa"/>
+          </w:tcPr>
+          <w:p>
+            <w:pPr>
+              <w:jc w:val="center"/>
+              <w:rPr>
+                <w:rFonts w:ascii="Times New Roman" w:hAnsi="Times New Roman" w:cs="Times New Roman"/>
+                <w:sz w:val="20"/>
+                <w:szCs w:val="20"/>
+              </w:rPr>
+            </w:pPr>
+            <w:r>
+              <w:rPr>
+                <w:rFonts w:ascii="Times New Roman" w:hAnsi="Times New Roman" w:cs="Times New Roman"/>
+                <w:sz w:val="20"/>
+                <w:szCs w:val="20"/>
+              </w:rPr>
+              <w:t>17</w:t>
+            </w:r>
           </w:p>
         </w:tc>
         <w:tc>
@@ -17048,6 +18229,14 @@
                 <w:szCs w:val="20"/>
               </w:rPr>
             </w:pPr>
+            <w:r>
+              <w:rPr>
+                <w:rFonts w:ascii="Times New Roman" w:hAnsi="Times New Roman" w:cs="Times New Roman"/>
+                <w:sz w:val="20"/>
+                <w:szCs w:val="20"/>
+              </w:rPr>
+              <w:t>18</w:t>
+            </w:r>
           </w:p>
         </w:tc>
         <w:tc>
@@ -17068,7 +18257,15 @@
                 <w:sz w:val="20"/>
                 <w:szCs w:val="20"/>
               </w:rPr>
-              <w:t>Click on the Profile tab.</w:t>
+              <w:t>Use the referral code to update the therapist</w:t>
+            </w:r>
+            <w:r>
+              <w:rPr>
+                <w:rFonts w:ascii="Times New Roman" w:hAnsi="Times New Roman" w:cs="Times New Roman"/>
+                <w:sz w:val="20"/>
+                <w:szCs w:val="20"/>
+              </w:rPr>
+              <w:t>.</w:t>
             </w:r>
           </w:p>
         </w:tc>
@@ -17090,74 +18287,7 @@
                 <w:sz w:val="20"/>
                 <w:szCs w:val="20"/>
               </w:rPr>
-              <w:t xml:space="preserve">The title should </w:t>
-            </w:r>
-            <w:proofErr w:type="gramStart"/>
-            <w:r>
-              <w:rPr>
-                <w:rFonts w:ascii="Times New Roman" w:hAnsi="Times New Roman" w:cs="Times New Roman"/>
-                <w:sz w:val="20"/>
-                <w:szCs w:val="20"/>
-              </w:rPr>
-              <w:t>be:</w:t>
-            </w:r>
-            <w:proofErr w:type="gramEnd"/>
-            <w:r>
-              <w:rPr>
-                <w:rFonts w:ascii="Times New Roman" w:hAnsi="Times New Roman" w:cs="Times New Roman"/>
-                <w:sz w:val="20"/>
-                <w:szCs w:val="20"/>
-              </w:rPr>
-              <w:t xml:space="preserve"> </w:t>
-            </w:r>
-            <w:r>
-              <w:rPr>
-                <w:rFonts w:ascii="Times New Roman" w:hAnsi="Times New Roman" w:cs="Times New Roman"/>
-                <w:sz w:val="20"/>
-                <w:szCs w:val="20"/>
-              </w:rPr>
-              <w:t>Profile</w:t>
-            </w:r>
-          </w:p>
-          <w:p>
-            <w:pPr>
-              <w:rPr>
-                <w:rFonts w:ascii="Times New Roman" w:hAnsi="Times New Roman" w:cs="Times New Roman"/>
-                <w:sz w:val="20"/>
-                <w:szCs w:val="20"/>
-              </w:rPr>
-            </w:pPr>
-            <w:r>
-              <w:rPr>
-                <w:rFonts w:ascii="Times New Roman" w:hAnsi="Times New Roman" w:cs="Times New Roman"/>
-                <w:sz w:val="20"/>
-                <w:szCs w:val="20"/>
-              </w:rPr>
-              <w:t xml:space="preserve">You should see the </w:t>
-            </w:r>
-            <w:r>
-              <w:rPr>
-                <w:rFonts w:ascii="Times New Roman" w:hAnsi="Times New Roman" w:cs="Times New Roman"/>
-                <w:sz w:val="20"/>
-                <w:szCs w:val="20"/>
-              </w:rPr>
-              <w:t>client</w:t>
-            </w:r>
-            <w:r>
-              <w:rPr>
-                <w:rFonts w:ascii="Times New Roman" w:hAnsi="Times New Roman" w:cs="Times New Roman"/>
-                <w:sz w:val="20"/>
-                <w:szCs w:val="20"/>
-              </w:rPr>
-              <w:t xml:space="preserve">’s profile. Make note of the </w:t>
-            </w:r>
-            <w:r>
-              <w:rPr>
-                <w:rFonts w:ascii="Times New Roman" w:hAnsi="Times New Roman" w:cs="Times New Roman"/>
-                <w:sz w:val="20"/>
-                <w:szCs w:val="20"/>
-              </w:rPr>
-              <w:t>therapist.</w:t>
+              <w:t>The Therapist field in the Profile page should be updated to match the therapist who generated the referral code.</w:t>
             </w:r>
           </w:p>
         </w:tc>
@@ -17176,1066 +18306,14 @@
                 <w:szCs w:val="20"/>
               </w:rPr>
             </w:pPr>
-          </w:p>
-        </w:tc>
-        <w:tc>
-          <w:tcPr>
-            <w:tcW w:w="3672" w:type="dxa"/>
-          </w:tcPr>
-          <w:p>
-            <w:pPr>
-              <w:rPr>
-                <w:rFonts w:ascii="Times New Roman" w:hAnsi="Times New Roman" w:cs="Times New Roman"/>
-                <w:sz w:val="20"/>
-                <w:szCs w:val="20"/>
-              </w:rPr>
-            </w:pPr>
-            <w:r>
-              <w:rPr>
-                <w:rFonts w:ascii="Times New Roman" w:hAnsi="Times New Roman" w:cs="Times New Roman"/>
-                <w:sz w:val="20"/>
-                <w:szCs w:val="20"/>
-              </w:rPr>
-              <w:t xml:space="preserve">Click on the Change my </w:t>
-            </w:r>
-            <w:proofErr w:type="gramStart"/>
-            <w:r>
-              <w:rPr>
-                <w:rFonts w:ascii="Times New Roman" w:hAnsi="Times New Roman" w:cs="Times New Roman"/>
-                <w:sz w:val="20"/>
-                <w:szCs w:val="20"/>
-              </w:rPr>
-              <w:t>Therapist</w:t>
-            </w:r>
-            <w:proofErr w:type="gramEnd"/>
-            <w:r>
-              <w:rPr>
-                <w:rFonts w:ascii="Times New Roman" w:hAnsi="Times New Roman" w:cs="Times New Roman"/>
-                <w:sz w:val="20"/>
-                <w:szCs w:val="20"/>
-              </w:rPr>
-              <w:t xml:space="preserve"> </w:t>
-            </w:r>
-            <w:r>
-              <w:rPr>
-                <w:rFonts w:ascii="Times New Roman" w:hAnsi="Times New Roman" w:cs="Times New Roman"/>
-                <w:sz w:val="20"/>
-                <w:szCs w:val="20"/>
-              </w:rPr>
-              <w:t>button.</w:t>
-            </w:r>
-          </w:p>
-        </w:tc>
-        <w:tc>
-          <w:tcPr>
-            <w:tcW w:w="5035" w:type="dxa"/>
-          </w:tcPr>
-          <w:p>
-            <w:pPr>
-              <w:rPr>
-                <w:rFonts w:ascii="Times New Roman" w:hAnsi="Times New Roman" w:cs="Times New Roman"/>
-                <w:sz w:val="20"/>
-                <w:szCs w:val="20"/>
-              </w:rPr>
-            </w:pPr>
-            <w:r>
-              <w:rPr>
-                <w:rFonts w:ascii="Times New Roman" w:hAnsi="Times New Roman" w:cs="Times New Roman"/>
-                <w:sz w:val="20"/>
-                <w:szCs w:val="20"/>
-              </w:rPr>
-              <w:t xml:space="preserve">You should be on the Find a </w:t>
-            </w:r>
-            <w:proofErr w:type="gramStart"/>
-            <w:r>
-              <w:rPr>
-                <w:rFonts w:ascii="Times New Roman" w:hAnsi="Times New Roman" w:cs="Times New Roman"/>
-                <w:sz w:val="20"/>
-                <w:szCs w:val="20"/>
-              </w:rPr>
-              <w:t>Therapist</w:t>
-            </w:r>
-            <w:proofErr w:type="gramEnd"/>
-            <w:r>
-              <w:rPr>
-                <w:rFonts w:ascii="Times New Roman" w:hAnsi="Times New Roman" w:cs="Times New Roman"/>
-                <w:sz w:val="20"/>
-                <w:szCs w:val="20"/>
-              </w:rPr>
-              <w:t xml:space="preserve"> page showing existing therapists.</w:t>
-            </w:r>
-          </w:p>
-        </w:tc>
-      </w:tr>
-      <w:tr>
-        <w:tc>
-          <w:tcPr>
-            <w:tcW w:w="643" w:type="dxa"/>
-          </w:tcPr>
-          <w:p>
-            <w:pPr>
-              <w:jc w:val="center"/>
-              <w:rPr>
-                <w:rFonts w:ascii="Times New Roman" w:hAnsi="Times New Roman" w:cs="Times New Roman"/>
-                <w:sz w:val="20"/>
-                <w:szCs w:val="20"/>
-              </w:rPr>
-            </w:pPr>
-          </w:p>
-        </w:tc>
-        <w:tc>
-          <w:tcPr>
-            <w:tcW w:w="3672" w:type="dxa"/>
-          </w:tcPr>
-          <w:p>
-            <w:pPr>
-              <w:rPr>
-                <w:rFonts w:ascii="Times New Roman" w:hAnsi="Times New Roman" w:cs="Times New Roman"/>
-                <w:sz w:val="20"/>
-                <w:szCs w:val="20"/>
-              </w:rPr>
-            </w:pPr>
-            <w:r>
-              <w:rPr>
-                <w:rFonts w:ascii="Times New Roman" w:hAnsi="Times New Roman" w:cs="Times New Roman"/>
-                <w:sz w:val="20"/>
-                <w:szCs w:val="20"/>
-              </w:rPr>
-              <w:t>Click on the</w:t>
-            </w:r>
-            <w:r>
-              <w:rPr>
-                <w:rFonts w:ascii="Times New Roman" w:hAnsi="Times New Roman" w:cs="Times New Roman"/>
-                <w:sz w:val="20"/>
-                <w:szCs w:val="20"/>
-              </w:rPr>
-              <w:t xml:space="preserve"> badge icon in the top-right</w:t>
-            </w:r>
-          </w:p>
-        </w:tc>
-        <w:tc>
-          <w:tcPr>
-            <w:tcW w:w="5035" w:type="dxa"/>
-          </w:tcPr>
-          <w:p>
-            <w:pPr>
-              <w:rPr>
-                <w:rFonts w:ascii="Times New Roman" w:hAnsi="Times New Roman" w:cs="Times New Roman"/>
-                <w:sz w:val="20"/>
-                <w:szCs w:val="20"/>
-              </w:rPr>
-            </w:pPr>
-            <w:r>
-              <w:rPr>
-                <w:rFonts w:ascii="Times New Roman" w:hAnsi="Times New Roman" w:cs="Times New Roman"/>
-                <w:sz w:val="20"/>
-                <w:szCs w:val="20"/>
-              </w:rPr>
-              <w:t>You should be taken to a Referral Code page where you can enter the referral code.</w:t>
-            </w:r>
-          </w:p>
-        </w:tc>
-      </w:tr>
-      <w:tr>
-        <w:tc>
-          <w:tcPr>
-            <w:tcW w:w="643" w:type="dxa"/>
-          </w:tcPr>
-          <w:p>
-            <w:pPr>
-              <w:jc w:val="center"/>
-              <w:rPr>
-                <w:rFonts w:ascii="Times New Roman" w:hAnsi="Times New Roman" w:cs="Times New Roman"/>
-                <w:sz w:val="20"/>
-                <w:szCs w:val="20"/>
-              </w:rPr>
-            </w:pPr>
-          </w:p>
-        </w:tc>
-        <w:tc>
-          <w:tcPr>
-            <w:tcW w:w="3672" w:type="dxa"/>
-          </w:tcPr>
-          <w:p>
-            <w:pPr>
-              <w:rPr>
-                <w:rFonts w:ascii="Times New Roman" w:hAnsi="Times New Roman" w:cs="Times New Roman"/>
-                <w:sz w:val="20"/>
-                <w:szCs w:val="20"/>
-              </w:rPr>
-            </w:pPr>
-            <w:r>
-              <w:rPr>
-                <w:rFonts w:ascii="Times New Roman" w:hAnsi="Times New Roman" w:cs="Times New Roman"/>
-                <w:sz w:val="20"/>
-                <w:szCs w:val="20"/>
-              </w:rPr>
-              <w:t>Enter the referral code from Step 3</w:t>
-            </w:r>
-            <w:r>
-              <w:rPr>
-                <w:rFonts w:ascii="Times New Roman" w:hAnsi="Times New Roman" w:cs="Times New Roman"/>
-                <w:sz w:val="20"/>
-                <w:szCs w:val="20"/>
-              </w:rPr>
-              <w:t xml:space="preserve"> then click on Connect with Therapist button</w:t>
-            </w:r>
-            <w:r>
-              <w:rPr>
-                <w:rFonts w:ascii="Times New Roman" w:hAnsi="Times New Roman" w:cs="Times New Roman"/>
-                <w:sz w:val="20"/>
-                <w:szCs w:val="20"/>
-              </w:rPr>
-              <w:t>.</w:t>
-            </w:r>
-          </w:p>
-        </w:tc>
-        <w:tc>
-          <w:tcPr>
-            <w:tcW w:w="5035" w:type="dxa"/>
-          </w:tcPr>
-          <w:p>
-            <w:pPr>
-              <w:rPr>
-                <w:rFonts w:ascii="Times New Roman" w:hAnsi="Times New Roman" w:cs="Times New Roman"/>
-                <w:sz w:val="20"/>
-                <w:szCs w:val="20"/>
-              </w:rPr>
-            </w:pPr>
-            <w:r>
-              <w:rPr>
-                <w:rFonts w:ascii="Times New Roman" w:hAnsi="Times New Roman" w:cs="Times New Roman"/>
-                <w:sz w:val="20"/>
-                <w:szCs w:val="20"/>
-              </w:rPr>
-              <w:t xml:space="preserve">You should go back to the Find a </w:t>
-            </w:r>
-            <w:proofErr w:type="gramStart"/>
-            <w:r>
-              <w:rPr>
-                <w:rFonts w:ascii="Times New Roman" w:hAnsi="Times New Roman" w:cs="Times New Roman"/>
-                <w:sz w:val="20"/>
-                <w:szCs w:val="20"/>
-              </w:rPr>
-              <w:t>Therapist</w:t>
-            </w:r>
-            <w:proofErr w:type="gramEnd"/>
-            <w:r>
-              <w:rPr>
-                <w:rFonts w:ascii="Times New Roman" w:hAnsi="Times New Roman" w:cs="Times New Roman"/>
-                <w:sz w:val="20"/>
-                <w:szCs w:val="20"/>
-              </w:rPr>
-              <w:t xml:space="preserve"> page.</w:t>
-            </w:r>
-          </w:p>
-        </w:tc>
-      </w:tr>
-      <w:tr>
-        <w:tc>
-          <w:tcPr>
-            <w:tcW w:w="643" w:type="dxa"/>
-          </w:tcPr>
-          <w:p>
-            <w:pPr>
-              <w:jc w:val="center"/>
-              <w:rPr>
-                <w:rFonts w:ascii="Times New Roman" w:hAnsi="Times New Roman" w:cs="Times New Roman"/>
-                <w:sz w:val="20"/>
-                <w:szCs w:val="20"/>
-              </w:rPr>
-            </w:pPr>
-          </w:p>
-        </w:tc>
-        <w:tc>
-          <w:tcPr>
-            <w:tcW w:w="3672" w:type="dxa"/>
-          </w:tcPr>
-          <w:p>
-            <w:pPr>
-              <w:rPr>
-                <w:rFonts w:ascii="Times New Roman" w:hAnsi="Times New Roman" w:cs="Times New Roman"/>
-                <w:sz w:val="20"/>
-                <w:szCs w:val="20"/>
-              </w:rPr>
-            </w:pPr>
-            <w:r>
-              <w:rPr>
-                <w:rFonts w:ascii="Times New Roman" w:hAnsi="Times New Roman" w:cs="Times New Roman"/>
-                <w:sz w:val="20"/>
-                <w:szCs w:val="20"/>
-              </w:rPr>
-              <w:t>Click on the badge icon in the top-right and try sending the same referral code</w:t>
-            </w:r>
-          </w:p>
-        </w:tc>
-        <w:tc>
-          <w:tcPr>
-            <w:tcW w:w="5035" w:type="dxa"/>
-          </w:tcPr>
-          <w:p>
-            <w:pPr>
-              <w:rPr>
-                <w:rFonts w:ascii="Times New Roman" w:hAnsi="Times New Roman" w:cs="Times New Roman"/>
-                <w:sz w:val="20"/>
-                <w:szCs w:val="20"/>
-              </w:rPr>
-            </w:pPr>
-            <w:r>
-              <w:rPr>
-                <w:rFonts w:ascii="Times New Roman" w:hAnsi="Times New Roman" w:cs="Times New Roman"/>
-                <w:sz w:val="20"/>
-                <w:szCs w:val="20"/>
-              </w:rPr>
-              <w:t>You should get an Error popup that says: This referral code has already been used.</w:t>
-            </w:r>
-          </w:p>
-        </w:tc>
-      </w:tr>
-      <w:tr>
-        <w:tc>
-          <w:tcPr>
-            <w:tcW w:w="643" w:type="dxa"/>
-          </w:tcPr>
-          <w:p>
-            <w:pPr>
-              <w:jc w:val="center"/>
-              <w:rPr>
-                <w:rFonts w:ascii="Times New Roman" w:hAnsi="Times New Roman" w:cs="Times New Roman"/>
-                <w:sz w:val="20"/>
-                <w:szCs w:val="20"/>
-              </w:rPr>
-            </w:pPr>
-          </w:p>
-        </w:tc>
-        <w:tc>
-          <w:tcPr>
-            <w:tcW w:w="3672" w:type="dxa"/>
-          </w:tcPr>
-          <w:p>
-            <w:pPr>
-              <w:rPr>
-                <w:rFonts w:ascii="Times New Roman" w:hAnsi="Times New Roman" w:cs="Times New Roman"/>
-                <w:sz w:val="20"/>
-                <w:szCs w:val="20"/>
-              </w:rPr>
-            </w:pPr>
-            <w:r>
-              <w:rPr>
-                <w:rFonts w:ascii="Times New Roman" w:hAnsi="Times New Roman" w:cs="Times New Roman"/>
-                <w:sz w:val="20"/>
-                <w:szCs w:val="20"/>
-              </w:rPr>
-              <w:t>Click on the Cancel button in the top-right.</w:t>
-            </w:r>
-          </w:p>
-        </w:tc>
-        <w:tc>
-          <w:tcPr>
-            <w:tcW w:w="5035" w:type="dxa"/>
-          </w:tcPr>
-          <w:p>
-            <w:pPr>
-              <w:rPr>
-                <w:rFonts w:ascii="Times New Roman" w:hAnsi="Times New Roman" w:cs="Times New Roman"/>
-                <w:sz w:val="20"/>
-                <w:szCs w:val="20"/>
-              </w:rPr>
-            </w:pPr>
-            <w:r>
-              <w:rPr>
-                <w:rFonts w:ascii="Times New Roman" w:hAnsi="Times New Roman" w:cs="Times New Roman"/>
-                <w:sz w:val="20"/>
-                <w:szCs w:val="20"/>
-              </w:rPr>
-              <w:t xml:space="preserve">You should go back to the Find a </w:t>
-            </w:r>
-            <w:proofErr w:type="gramStart"/>
-            <w:r>
-              <w:rPr>
-                <w:rFonts w:ascii="Times New Roman" w:hAnsi="Times New Roman" w:cs="Times New Roman"/>
-                <w:sz w:val="20"/>
-                <w:szCs w:val="20"/>
-              </w:rPr>
-              <w:t>Therapist</w:t>
-            </w:r>
-            <w:proofErr w:type="gramEnd"/>
-            <w:r>
-              <w:rPr>
-                <w:rFonts w:ascii="Times New Roman" w:hAnsi="Times New Roman" w:cs="Times New Roman"/>
-                <w:sz w:val="20"/>
-                <w:szCs w:val="20"/>
-              </w:rPr>
-              <w:t xml:space="preserve"> page.</w:t>
-            </w:r>
-          </w:p>
-        </w:tc>
-      </w:tr>
-      <w:tr>
-        <w:tc>
-          <w:tcPr>
-            <w:tcW w:w="643" w:type="dxa"/>
-          </w:tcPr>
-          <w:p>
-            <w:pPr>
-              <w:jc w:val="center"/>
-              <w:rPr>
-                <w:rFonts w:ascii="Times New Roman" w:hAnsi="Times New Roman" w:cs="Times New Roman"/>
-                <w:sz w:val="20"/>
-                <w:szCs w:val="20"/>
-              </w:rPr>
-            </w:pPr>
-          </w:p>
-        </w:tc>
-        <w:tc>
-          <w:tcPr>
-            <w:tcW w:w="3672" w:type="dxa"/>
-          </w:tcPr>
-          <w:p>
-            <w:pPr>
-              <w:rPr>
-                <w:rFonts w:ascii="Times New Roman" w:hAnsi="Times New Roman" w:cs="Times New Roman"/>
-                <w:sz w:val="20"/>
-                <w:szCs w:val="20"/>
-              </w:rPr>
-            </w:pPr>
-            <w:r>
-              <w:rPr>
-                <w:rFonts w:ascii="Times New Roman" w:hAnsi="Times New Roman" w:cs="Times New Roman"/>
-                <w:sz w:val="20"/>
-                <w:szCs w:val="20"/>
-              </w:rPr>
-              <w:t xml:space="preserve">Click on the back button in the </w:t>
-            </w:r>
-            <w:proofErr w:type="gramStart"/>
-            <w:r>
-              <w:rPr>
-                <w:rFonts w:ascii="Times New Roman" w:hAnsi="Times New Roman" w:cs="Times New Roman"/>
-                <w:sz w:val="20"/>
-                <w:szCs w:val="20"/>
-              </w:rPr>
-              <w:t>top-left</w:t>
-            </w:r>
-            <w:proofErr w:type="gramEnd"/>
-            <w:r>
-              <w:rPr>
-                <w:rFonts w:ascii="Times New Roman" w:hAnsi="Times New Roman" w:cs="Times New Roman"/>
-                <w:sz w:val="20"/>
-                <w:szCs w:val="20"/>
-              </w:rPr>
-              <w:t>.</w:t>
-            </w:r>
-          </w:p>
-        </w:tc>
-        <w:tc>
-          <w:tcPr>
-            <w:tcW w:w="5035" w:type="dxa"/>
-          </w:tcPr>
-          <w:p>
-            <w:pPr>
-              <w:rPr>
-                <w:rFonts w:ascii="Times New Roman" w:hAnsi="Times New Roman" w:cs="Times New Roman"/>
-                <w:sz w:val="20"/>
-                <w:szCs w:val="20"/>
-              </w:rPr>
-            </w:pPr>
-            <w:r>
-              <w:rPr>
-                <w:rFonts w:ascii="Times New Roman" w:hAnsi="Times New Roman" w:cs="Times New Roman"/>
-                <w:sz w:val="20"/>
-                <w:szCs w:val="20"/>
-              </w:rPr>
-              <w:t>You should go back to the Profile page. The Therapist field should be updated to match the therapist who generated the referral code.</w:t>
-            </w:r>
-          </w:p>
-        </w:tc>
-      </w:tr>
-      <w:tr>
-        <w:tc>
-          <w:tcPr>
-            <w:tcW w:w="643" w:type="dxa"/>
-          </w:tcPr>
-          <w:p>
-            <w:pPr>
-              <w:jc w:val="center"/>
-              <w:rPr>
-                <w:rFonts w:ascii="Times New Roman" w:hAnsi="Times New Roman" w:cs="Times New Roman"/>
-                <w:sz w:val="20"/>
-                <w:szCs w:val="20"/>
-              </w:rPr>
-            </w:pPr>
-            <w:r>
-              <w:rPr>
-                <w:rFonts w:ascii="Times New Roman" w:hAnsi="Times New Roman" w:cs="Times New Roman"/>
-                <w:sz w:val="20"/>
-                <w:szCs w:val="20"/>
-              </w:rPr>
-              <w:t>5</w:t>
-            </w:r>
-          </w:p>
-        </w:tc>
-        <w:tc>
-          <w:tcPr>
-            <w:tcW w:w="3672" w:type="dxa"/>
-          </w:tcPr>
-          <w:p>
-            <w:pPr>
-              <w:rPr>
-                <w:rFonts w:ascii="Times New Roman" w:hAnsi="Times New Roman" w:cs="Times New Roman"/>
-                <w:sz w:val="20"/>
-                <w:szCs w:val="20"/>
-              </w:rPr>
-            </w:pPr>
-            <w:r>
-              <w:rPr>
-                <w:rFonts w:ascii="Times New Roman" w:hAnsi="Times New Roman" w:cs="Times New Roman"/>
-                <w:sz w:val="20"/>
-                <w:szCs w:val="20"/>
-              </w:rPr>
-              <w:t>Log out.</w:t>
-            </w:r>
-          </w:p>
-        </w:tc>
-        <w:tc>
-          <w:tcPr>
-            <w:tcW w:w="5035" w:type="dxa"/>
-          </w:tcPr>
-          <w:p>
-            <w:pPr>
-              <w:rPr>
-                <w:rFonts w:ascii="Times New Roman" w:hAnsi="Times New Roman" w:cs="Times New Roman"/>
-                <w:sz w:val="20"/>
-                <w:szCs w:val="20"/>
-              </w:rPr>
-            </w:pPr>
-            <w:r>
-              <w:rPr>
-                <w:rFonts w:ascii="Times New Roman" w:hAnsi="Times New Roman" w:cs="Times New Roman"/>
-                <w:sz w:val="20"/>
-                <w:szCs w:val="20"/>
-              </w:rPr>
-              <w:t>You should go back to the login page.</w:t>
-            </w:r>
-          </w:p>
-        </w:tc>
-      </w:tr>
-      <w:tr>
-        <w:tc>
-          <w:tcPr>
-            <w:tcW w:w="643" w:type="dxa"/>
-          </w:tcPr>
-          <w:p>
-            <w:pPr>
-              <w:jc w:val="center"/>
-              <w:rPr>
-                <w:rFonts w:ascii="Times New Roman" w:hAnsi="Times New Roman" w:cs="Times New Roman"/>
-                <w:sz w:val="20"/>
-                <w:szCs w:val="20"/>
-              </w:rPr>
-            </w:pPr>
-            <w:r>
-              <w:rPr>
-                <w:rFonts w:ascii="Times New Roman" w:hAnsi="Times New Roman" w:cs="Times New Roman"/>
-                <w:sz w:val="20"/>
-                <w:szCs w:val="20"/>
-              </w:rPr>
-              <w:t>11</w:t>
-            </w:r>
-          </w:p>
-        </w:tc>
-        <w:tc>
-          <w:tcPr>
-            <w:tcW w:w="3672" w:type="dxa"/>
-          </w:tcPr>
-          <w:p>
-            <w:pPr>
-              <w:rPr>
-                <w:rFonts w:ascii="Times New Roman" w:hAnsi="Times New Roman" w:cs="Times New Roman"/>
-                <w:sz w:val="20"/>
-                <w:szCs w:val="20"/>
-              </w:rPr>
-            </w:pPr>
-            <w:r>
-              <w:rPr>
-                <w:rFonts w:ascii="Times New Roman" w:hAnsi="Times New Roman" w:cs="Times New Roman"/>
-                <w:sz w:val="20"/>
-                <w:szCs w:val="20"/>
-              </w:rPr>
-              <w:t>Sign in with these credentials:</w:t>
-            </w:r>
-          </w:p>
-          <w:p>
-            <w:pPr>
-              <w:pStyle w:val="ListParagraph"/>
-              <w:numPr>
-                <w:ilvl w:val="0"/>
-                <w:numId w:val="17"/>
-              </w:numPr>
-              <w:rPr>
-                <w:rFonts w:ascii="Times New Roman" w:hAnsi="Times New Roman" w:cs="Times New Roman"/>
-                <w:sz w:val="20"/>
-                <w:szCs w:val="20"/>
-              </w:rPr>
-            </w:pPr>
-            <w:r>
-              <w:rPr>
-                <w:rFonts w:ascii="Times New Roman" w:hAnsi="Times New Roman" w:cs="Times New Roman"/>
-                <w:sz w:val="20"/>
-                <w:szCs w:val="20"/>
-              </w:rPr>
-              <w:t xml:space="preserve">Email: </w:t>
-            </w:r>
-            <w:hyperlink r:id="rId29" w:history="1">
-              <w:r>
-                <w:rPr>
-                  <w:rStyle w:val="Hyperlink"/>
-                  <w:rFonts w:ascii="Times New Roman" w:hAnsi="Times New Roman" w:cs="Times New Roman"/>
-                  <w:sz w:val="20"/>
-                  <w:szCs w:val="20"/>
-                </w:rPr>
-                <w:t>forrestK@pathways.com</w:t>
-              </w:r>
-            </w:hyperlink>
-          </w:p>
-          <w:p>
-            <w:pPr>
-              <w:pStyle w:val="ListParagraph"/>
-              <w:numPr>
-                <w:ilvl w:val="0"/>
-                <w:numId w:val="17"/>
-              </w:numPr>
-              <w:rPr>
-                <w:rFonts w:ascii="Times New Roman" w:hAnsi="Times New Roman" w:cs="Times New Roman"/>
-                <w:sz w:val="20"/>
-                <w:szCs w:val="20"/>
-              </w:rPr>
-            </w:pPr>
-            <w:r>
-              <w:rPr>
-                <w:rFonts w:ascii="Times New Roman" w:hAnsi="Times New Roman" w:cs="Times New Roman"/>
-                <w:sz w:val="20"/>
-                <w:szCs w:val="20"/>
-              </w:rPr>
-              <w:t>Password: 123456</w:t>
-            </w:r>
-          </w:p>
-        </w:tc>
-        <w:tc>
-          <w:tcPr>
-            <w:tcW w:w="5035" w:type="dxa"/>
-          </w:tcPr>
-          <w:p>
-            <w:pPr>
-              <w:rPr>
-                <w:rFonts w:ascii="Times New Roman" w:hAnsi="Times New Roman" w:cs="Times New Roman"/>
-                <w:sz w:val="20"/>
-                <w:szCs w:val="20"/>
-              </w:rPr>
-            </w:pPr>
-            <w:r>
-              <w:rPr>
-                <w:rFonts w:ascii="Times New Roman" w:hAnsi="Times New Roman" w:cs="Times New Roman"/>
-                <w:sz w:val="20"/>
-                <w:szCs w:val="20"/>
-              </w:rPr>
-              <w:t xml:space="preserve">You should be signed in as a </w:t>
-            </w:r>
-            <w:r>
-              <w:rPr>
-                <w:rFonts w:ascii="Times New Roman" w:hAnsi="Times New Roman" w:cs="Times New Roman"/>
-                <w:sz w:val="20"/>
-                <w:szCs w:val="20"/>
-              </w:rPr>
-              <w:t>therapist</w:t>
-            </w:r>
-            <w:r>
-              <w:rPr>
-                <w:rFonts w:ascii="Times New Roman" w:hAnsi="Times New Roman" w:cs="Times New Roman"/>
-                <w:sz w:val="20"/>
-                <w:szCs w:val="20"/>
-              </w:rPr>
-              <w:t>. By default, you should be on the Home tab.</w:t>
-            </w:r>
-          </w:p>
-        </w:tc>
-      </w:tr>
-      <w:tr>
-        <w:tc>
-          <w:tcPr>
-            <w:tcW w:w="643" w:type="dxa"/>
-          </w:tcPr>
-          <w:p>
-            <w:pPr>
-              <w:jc w:val="center"/>
-              <w:rPr>
-                <w:rFonts w:ascii="Times New Roman" w:hAnsi="Times New Roman" w:cs="Times New Roman"/>
-                <w:sz w:val="20"/>
-                <w:szCs w:val="20"/>
-              </w:rPr>
-            </w:pPr>
-          </w:p>
-        </w:tc>
-        <w:tc>
-          <w:tcPr>
-            <w:tcW w:w="3672" w:type="dxa"/>
-          </w:tcPr>
-          <w:p>
-            <w:pPr>
-              <w:rPr>
-                <w:rFonts w:ascii="Times New Roman" w:hAnsi="Times New Roman" w:cs="Times New Roman"/>
-                <w:sz w:val="20"/>
-                <w:szCs w:val="20"/>
-              </w:rPr>
-            </w:pPr>
-            <w:r>
-              <w:rPr>
-                <w:rFonts w:ascii="Times New Roman" w:hAnsi="Times New Roman" w:cs="Times New Roman"/>
-                <w:sz w:val="20"/>
-                <w:szCs w:val="20"/>
-              </w:rPr>
-              <w:t xml:space="preserve">Generate </w:t>
-            </w:r>
-            <w:r>
-              <w:rPr>
-                <w:rFonts w:ascii="Times New Roman" w:hAnsi="Times New Roman" w:cs="Times New Roman"/>
-                <w:sz w:val="20"/>
-                <w:szCs w:val="20"/>
-              </w:rPr>
-              <w:t xml:space="preserve">a </w:t>
-            </w:r>
-            <w:r>
-              <w:rPr>
-                <w:rFonts w:ascii="Times New Roman" w:hAnsi="Times New Roman" w:cs="Times New Roman"/>
-                <w:sz w:val="20"/>
-                <w:szCs w:val="20"/>
-              </w:rPr>
-              <w:t>Referral Code</w:t>
-            </w:r>
-            <w:r>
-              <w:rPr>
-                <w:rFonts w:ascii="Times New Roman" w:hAnsi="Times New Roman" w:cs="Times New Roman"/>
-                <w:sz w:val="20"/>
-                <w:szCs w:val="20"/>
-              </w:rPr>
-              <w:t>.</w:t>
-            </w:r>
-          </w:p>
-        </w:tc>
-        <w:tc>
-          <w:tcPr>
-            <w:tcW w:w="5035" w:type="dxa"/>
-          </w:tcPr>
-          <w:p>
-            <w:pPr>
-              <w:rPr>
-                <w:rFonts w:ascii="Times New Roman" w:hAnsi="Times New Roman" w:cs="Times New Roman"/>
-                <w:sz w:val="20"/>
-                <w:szCs w:val="20"/>
-              </w:rPr>
-            </w:pPr>
-            <w:r>
-              <w:rPr>
-                <w:rFonts w:ascii="Times New Roman" w:hAnsi="Times New Roman" w:cs="Times New Roman"/>
-                <w:sz w:val="20"/>
-                <w:szCs w:val="20"/>
-              </w:rPr>
-              <w:t>A referral code should be generated under that button. Make note of it.</w:t>
-            </w:r>
-            <w:r>
-              <w:rPr>
-                <w:rFonts w:ascii="Times New Roman" w:hAnsi="Times New Roman" w:cs="Times New Roman"/>
-                <w:sz w:val="20"/>
-                <w:szCs w:val="20"/>
-              </w:rPr>
-              <w:t xml:space="preserve"> (QXYYAA2WDE)</w:t>
-            </w:r>
-          </w:p>
-        </w:tc>
-      </w:tr>
-      <w:tr>
-        <w:tc>
-          <w:tcPr>
-            <w:tcW w:w="643" w:type="dxa"/>
-          </w:tcPr>
-          <w:p>
-            <w:pPr>
-              <w:jc w:val="center"/>
-              <w:rPr>
-                <w:rFonts w:ascii="Times New Roman" w:hAnsi="Times New Roman" w:cs="Times New Roman"/>
-                <w:sz w:val="20"/>
-                <w:szCs w:val="20"/>
-              </w:rPr>
-            </w:pPr>
-            <w:r>
-              <w:rPr>
-                <w:rFonts w:ascii="Times New Roman" w:hAnsi="Times New Roman" w:cs="Times New Roman"/>
-                <w:sz w:val="20"/>
-                <w:szCs w:val="20"/>
-              </w:rPr>
-              <w:t>11</w:t>
-            </w:r>
-          </w:p>
-        </w:tc>
-        <w:tc>
-          <w:tcPr>
-            <w:tcW w:w="3672" w:type="dxa"/>
-          </w:tcPr>
-          <w:p>
-            <w:pPr>
-              <w:rPr>
-                <w:rFonts w:ascii="Times New Roman" w:hAnsi="Times New Roman" w:cs="Times New Roman"/>
-                <w:sz w:val="20"/>
-                <w:szCs w:val="20"/>
-              </w:rPr>
-            </w:pPr>
-            <w:r>
-              <w:rPr>
-                <w:rFonts w:ascii="Times New Roman" w:hAnsi="Times New Roman" w:cs="Times New Roman"/>
-                <w:sz w:val="20"/>
-                <w:szCs w:val="20"/>
-              </w:rPr>
-              <w:t>Log out.</w:t>
-            </w:r>
-          </w:p>
-        </w:tc>
-        <w:tc>
-          <w:tcPr>
-            <w:tcW w:w="5035" w:type="dxa"/>
-          </w:tcPr>
-          <w:p>
-            <w:pPr>
-              <w:rPr>
-                <w:rFonts w:ascii="Times New Roman" w:hAnsi="Times New Roman" w:cs="Times New Roman"/>
-                <w:sz w:val="20"/>
-                <w:szCs w:val="20"/>
-              </w:rPr>
-            </w:pPr>
-            <w:r>
-              <w:rPr>
-                <w:rFonts w:ascii="Times New Roman" w:hAnsi="Times New Roman" w:cs="Times New Roman"/>
-                <w:sz w:val="20"/>
-                <w:szCs w:val="20"/>
-              </w:rPr>
-              <w:t>You should go back to the login page.</w:t>
-            </w:r>
-          </w:p>
-        </w:tc>
-      </w:tr>
-      <w:tr>
-        <w:tc>
-          <w:tcPr>
-            <w:tcW w:w="643" w:type="dxa"/>
-          </w:tcPr>
-          <w:p>
-            <w:pPr>
-              <w:jc w:val="center"/>
-              <w:rPr>
-                <w:rFonts w:ascii="Times New Roman" w:hAnsi="Times New Roman" w:cs="Times New Roman"/>
-                <w:sz w:val="20"/>
-                <w:szCs w:val="20"/>
-              </w:rPr>
-            </w:pPr>
-          </w:p>
-        </w:tc>
-        <w:tc>
-          <w:tcPr>
-            <w:tcW w:w="3672" w:type="dxa"/>
-          </w:tcPr>
-          <w:p>
-            <w:pPr>
-              <w:rPr>
-                <w:rFonts w:ascii="Times New Roman" w:hAnsi="Times New Roman" w:cs="Times New Roman"/>
-                <w:sz w:val="20"/>
-                <w:szCs w:val="20"/>
-              </w:rPr>
-            </w:pPr>
-            <w:r>
-              <w:rPr>
-                <w:rFonts w:ascii="Times New Roman" w:hAnsi="Times New Roman" w:cs="Times New Roman"/>
-                <w:sz w:val="20"/>
-                <w:szCs w:val="20"/>
-              </w:rPr>
-              <w:t>Sign in with these credentials:</w:t>
-            </w:r>
-          </w:p>
-          <w:p>
-            <w:pPr>
-              <w:pStyle w:val="ListParagraph"/>
-              <w:numPr>
-                <w:ilvl w:val="0"/>
-                <w:numId w:val="17"/>
-              </w:numPr>
-              <w:rPr>
-                <w:rFonts w:ascii="Times New Roman" w:hAnsi="Times New Roman" w:cs="Times New Roman"/>
-                <w:sz w:val="20"/>
-                <w:szCs w:val="20"/>
-              </w:rPr>
-            </w:pPr>
-            <w:r>
-              <w:rPr>
-                <w:rFonts w:ascii="Times New Roman" w:hAnsi="Times New Roman" w:cs="Times New Roman"/>
-                <w:sz w:val="20"/>
-                <w:szCs w:val="20"/>
-              </w:rPr>
-              <w:t xml:space="preserve">Email: </w:t>
-            </w:r>
-            <w:hyperlink r:id="rId30" w:history="1">
-              <w:r>
-                <w:rPr>
-                  <w:rStyle w:val="Hyperlink"/>
-                  <w:rFonts w:ascii="Times New Roman" w:hAnsi="Times New Roman" w:cs="Times New Roman"/>
-                  <w:sz w:val="20"/>
-                  <w:szCs w:val="20"/>
-                </w:rPr>
-                <w:t>FJ@jenkins.com</w:t>
-              </w:r>
-            </w:hyperlink>
-          </w:p>
-          <w:p>
-            <w:pPr>
-              <w:pStyle w:val="ListParagraph"/>
-              <w:numPr>
-                <w:ilvl w:val="0"/>
-                <w:numId w:val="17"/>
-              </w:numPr>
-              <w:rPr>
-                <w:rFonts w:ascii="Times New Roman" w:hAnsi="Times New Roman" w:cs="Times New Roman"/>
-                <w:sz w:val="20"/>
-                <w:szCs w:val="20"/>
-              </w:rPr>
-            </w:pPr>
-            <w:r>
-              <w:rPr>
-                <w:rFonts w:ascii="Times New Roman" w:hAnsi="Times New Roman" w:cs="Times New Roman"/>
-                <w:sz w:val="20"/>
-                <w:szCs w:val="20"/>
-              </w:rPr>
-              <w:t>Password: 123456</w:t>
-            </w:r>
-          </w:p>
-        </w:tc>
-        <w:tc>
-          <w:tcPr>
-            <w:tcW w:w="5035" w:type="dxa"/>
-          </w:tcPr>
-          <w:p>
-            <w:pPr>
-              <w:rPr>
-                <w:rFonts w:ascii="Times New Roman" w:hAnsi="Times New Roman" w:cs="Times New Roman"/>
-                <w:sz w:val="20"/>
-                <w:szCs w:val="20"/>
-              </w:rPr>
-            </w:pPr>
-            <w:r>
-              <w:rPr>
-                <w:rFonts w:ascii="Times New Roman" w:hAnsi="Times New Roman" w:cs="Times New Roman"/>
-                <w:sz w:val="20"/>
-                <w:szCs w:val="20"/>
-              </w:rPr>
-              <w:t xml:space="preserve">You should be signed in as a </w:t>
-            </w:r>
-            <w:r>
-              <w:rPr>
-                <w:rFonts w:ascii="Times New Roman" w:hAnsi="Times New Roman" w:cs="Times New Roman"/>
-                <w:sz w:val="20"/>
-                <w:szCs w:val="20"/>
-              </w:rPr>
-              <w:t>client</w:t>
-            </w:r>
-            <w:r>
-              <w:rPr>
-                <w:rFonts w:ascii="Times New Roman" w:hAnsi="Times New Roman" w:cs="Times New Roman"/>
-                <w:sz w:val="20"/>
-                <w:szCs w:val="20"/>
-              </w:rPr>
-              <w:t>. By default, you should be on the Home tab.</w:t>
-            </w:r>
-          </w:p>
-        </w:tc>
-      </w:tr>
-      <w:tr>
-        <w:tc>
-          <w:tcPr>
-            <w:tcW w:w="643" w:type="dxa"/>
-          </w:tcPr>
-          <w:p>
-            <w:pPr>
-              <w:jc w:val="center"/>
-              <w:rPr>
-                <w:rFonts w:ascii="Times New Roman" w:hAnsi="Times New Roman" w:cs="Times New Roman"/>
-                <w:sz w:val="20"/>
-                <w:szCs w:val="20"/>
-              </w:rPr>
-            </w:pPr>
-          </w:p>
-        </w:tc>
-        <w:tc>
-          <w:tcPr>
-            <w:tcW w:w="3672" w:type="dxa"/>
-          </w:tcPr>
-          <w:p>
-            <w:pPr>
-              <w:rPr>
-                <w:rFonts w:ascii="Times New Roman" w:hAnsi="Times New Roman" w:cs="Times New Roman"/>
-                <w:sz w:val="20"/>
-                <w:szCs w:val="20"/>
-              </w:rPr>
-            </w:pPr>
-            <w:r>
-              <w:rPr>
-                <w:rFonts w:ascii="Times New Roman" w:hAnsi="Times New Roman" w:cs="Times New Roman"/>
-                <w:sz w:val="20"/>
-                <w:szCs w:val="20"/>
-              </w:rPr>
-              <w:t>Use the referral code to update the therapist</w:t>
-            </w:r>
-            <w:r>
-              <w:rPr>
-                <w:rFonts w:ascii="Times New Roman" w:hAnsi="Times New Roman" w:cs="Times New Roman"/>
-                <w:sz w:val="20"/>
-                <w:szCs w:val="20"/>
-              </w:rPr>
-              <w:t>.</w:t>
-            </w:r>
-          </w:p>
-        </w:tc>
-        <w:tc>
-          <w:tcPr>
-            <w:tcW w:w="5035" w:type="dxa"/>
-          </w:tcPr>
-          <w:p>
-            <w:pPr>
-              <w:rPr>
-                <w:rFonts w:ascii="Times New Roman" w:hAnsi="Times New Roman" w:cs="Times New Roman"/>
-                <w:sz w:val="20"/>
-                <w:szCs w:val="20"/>
-              </w:rPr>
-            </w:pPr>
-            <w:r>
-              <w:rPr>
-                <w:rFonts w:ascii="Times New Roman" w:hAnsi="Times New Roman" w:cs="Times New Roman"/>
-                <w:sz w:val="20"/>
-                <w:szCs w:val="20"/>
-              </w:rPr>
-              <w:t>The Therapist field in the Profile page should be updated to match the therapist who generated the referral code.</w:t>
-            </w:r>
-          </w:p>
-        </w:tc>
-      </w:tr>
-      <w:tr>
-        <w:tc>
-          <w:tcPr>
-            <w:tcW w:w="643" w:type="dxa"/>
-          </w:tcPr>
-          <w:p>
-            <w:pPr>
-              <w:jc w:val="center"/>
-              <w:rPr>
-                <w:rFonts w:ascii="Times New Roman" w:hAnsi="Times New Roman" w:cs="Times New Roman"/>
-                <w:sz w:val="20"/>
-                <w:szCs w:val="20"/>
-              </w:rPr>
-            </w:pPr>
+            <w:r>
+              <w:rPr>
+                <w:rFonts w:ascii="Times New Roman" w:hAnsi="Times New Roman" w:cs="Times New Roman"/>
+                <w:sz w:val="20"/>
+                <w:szCs w:val="20"/>
+              </w:rPr>
+              <w:t>19</w:t>
+            </w:r>
           </w:p>
         </w:tc>
         <w:tc>
